--- a/docs/notes/Защита ДП/DOCX/03.ЛЗ_2026.docx
+++ b/docs/notes/Защита ДП/DOCX/03.ЛЗ_2026.docx
@@ -1876,7 +1876,15 @@
           <w:szCs w:val="28"/>
           <w:lang w:eastAsia="ru-RU"/>
         </w:rPr>
-        <w:t>Инфраструктура микросервисного приложения для агрегатора такси</w:t>
+        <w:t xml:space="preserve">Инфраструктура микросервисного </w:t>
+      </w:r>
+      <w:r>
+        <w:rPr>
+          <w:rFonts w:eastAsia="Times New Roman"/>
+          <w:szCs w:val="28"/>
+          <w:lang w:eastAsia="ru-RU"/>
+        </w:rPr>
+        <w:t>приложения для агрегатора такси</w:t>
       </w:r>
       <w:r>
         <w:rPr>
@@ -1892,7 +1900,7 @@
           <w:szCs w:val="28"/>
           <w:lang w:eastAsia="ru-RU"/>
         </w:rPr>
-        <w:t>Схема программы</w:t>
+        <w:t>Диаграмма последовательности</w:t>
       </w:r>
       <w:r>
         <w:rPr>
@@ -1908,31 +1916,15 @@
           <w:szCs w:val="28"/>
           <w:lang w:eastAsia="ru-RU"/>
         </w:rPr>
-        <w:t xml:space="preserve"> </w:t>
-      </w:r>
-      <w:r>
-        <w:rPr>
-          <w:rFonts w:eastAsia="Times New Roman"/>
-          <w:szCs w:val="28"/>
-          <w:lang w:eastAsia="ru-RU"/>
-        </w:rPr>
-        <w:t>6</w:t>
-      </w:r>
-      <w:r>
-        <w:rPr>
-          <w:rFonts w:eastAsia="Times New Roman"/>
-          <w:szCs w:val="28"/>
-          <w:lang w:eastAsia="ru-RU"/>
-        </w:rPr>
-        <w:t> </w:t>
-      </w:r>
-      <w:r>
-        <w:rPr>
-          <w:rFonts w:eastAsia="Times New Roman"/>
-          <w:szCs w:val="28"/>
-          <w:lang w:eastAsia="ru-RU"/>
-        </w:rPr>
-        <w:t xml:space="preserve">Инфраструктура микросервисного </w:t>
+        <w:t xml:space="preserve"> 6</w:t>
+      </w:r>
+      <w:r>
+        <w:rPr>
+          <w:rFonts w:eastAsia="Times New Roman"/>
+          <w:szCs w:val="28"/>
+          <w:lang w:eastAsia="ru-RU"/>
+        </w:rPr>
+        <w:t xml:space="preserve"> Заключительный </w:t>
       </w:r>
       <w:r>
         <w:rPr>
@@ -1961,47 +1953,7 @@
           <w:lang w:eastAsia="ru-RU"/>
         </w:rPr>
         <w:lastRenderedPageBreak/>
-        <w:t>приложения для агрегатора такси</w:t>
-      </w:r>
-      <w:r>
-        <w:rPr>
-          <w:rFonts w:eastAsia="Times New Roman"/>
-          <w:szCs w:val="28"/>
-          <w:lang w:eastAsia="ru-RU"/>
-        </w:rPr>
-        <w:t xml:space="preserve">. </w:t>
-      </w:r>
-      <w:r>
-        <w:rPr>
-          <w:rFonts w:eastAsia="Times New Roman"/>
-          <w:szCs w:val="28"/>
-          <w:lang w:eastAsia="ru-RU"/>
-        </w:rPr>
-        <w:t>Диаграмма последовательности</w:t>
-      </w:r>
-      <w:r>
-        <w:rPr>
-          <w:rFonts w:eastAsia="Times New Roman"/>
-          <w:szCs w:val="28"/>
-          <w:lang w:eastAsia="ru-RU"/>
-        </w:rPr>
-        <w:t>.</w:t>
-      </w:r>
-      <w:r>
-        <w:rPr>
-          <w:rFonts w:eastAsia="Times New Roman"/>
-          <w:szCs w:val="28"/>
-          <w:lang w:eastAsia="ru-RU"/>
-        </w:rPr>
-        <w:t xml:space="preserve"> 7</w:t>
-      </w:r>
-      <w:r>
-        <w:rPr>
-          <w:rFonts w:eastAsia="Times New Roman"/>
-          <w:szCs w:val="28"/>
-          <w:lang w:eastAsia="ru-RU"/>
-        </w:rPr>
-        <w:t> Заключительный плакат. Плакат.</w:t>
+        <w:t>плакат. Плакат.</w:t>
       </w:r>
     </w:p>
     <w:p>
@@ -10015,6 +9967,7 @@
   <w:style w:type="character" w:default="1" w:styleId="a1">
     <w:name w:val="Default Paragraph Font"/>
     <w:uiPriority w:val="1"/>
+    <w:semiHidden/>
     <w:unhideWhenUsed/>
   </w:style>
   <w:style w:type="table" w:default="1" w:styleId="a2">
